--- a/manuscript/template.docx
+++ b/manuscript/template.docx
@@ -1099,11 +1099,12 @@
     <w:basedOn w:val="Normal"/>
     <w:next w:val="BodyText"/>
     <w:qFormat/>
-    <w:rsid w:val="002126D6"/>
+    <w:rsid w:val="0090726C"/>
     <w:pPr>
       <w:keepNext/>
       <w:keepLines/>
       <w:spacing w:before="100" w:after="300"/>
+      <w:jc w:val="both"/>
     </w:pPr>
     <w:rPr>
       <w:sz w:val="20"/>
